--- a/Ozrit HR data/ozrit/HR/HR/Employees/Flutter/Sai charan/Ozrit AI  Payslip.docx
+++ b/Ozrit HR data/ozrit/HR/HR/Employees/Flutter/Sai charan/Ozrit AI  Payslip.docx
@@ -278,14 +278,14 @@
                 <w:sz w:val="26"/>
                 <w:szCs w:val="26"/>
               </w:rPr>
-              <w:t>onth of Ju</w:t>
+              <w:t xml:space="preserve">onth of </w:t>
             </w:r>
             <w:r>
               <w:rPr>
                 <w:sz w:val="26"/>
                 <w:szCs w:val="26"/>
               </w:rPr>
-              <w:t>ly</w:t>
+              <w:t>August</w:t>
             </w:r>
             <w:r>
               <w:rPr>
@@ -2839,6 +2839,7 @@
   <w:style w:type="character" w:default="1" w:styleId="DefaultParagraphFont">
     <w:name w:val="Default Paragraph Font"/>
     <w:uiPriority w:val="1"/>
+    <w:semiHidden/>
     <w:unhideWhenUsed/>
   </w:style>
   <w:style w:type="table" w:default="1" w:styleId="TableNormal">
@@ -3321,28 +3322,28 @@
 </file>
 
 <file path=customXml/item1.xml><?xml version="1.0" encoding="utf-8"?>
-<b:Sources xmlns:b="http://schemas.openxmlformats.org/officeDocument/2006/bibliography" xmlns="http://schemas.openxmlformats.org/officeDocument/2006/bibliography" SelectedStyle="\APASixthEditionOfficeOnline.xsl" StyleName="APA" Version="6"/>
-</file>
-
-<file path=customXml/item2.xml><?xml version="1.0" encoding="utf-8"?>
 <go:gDocsCustomXmlDataStorage xmlns:go="http://customooxmlschemas.google.com/" xmlns:r="http://schemas.openxmlformats.org/officeDocument/2006/relationships" uri="GoogleDocsCustomDataVersion2">
   <go:docsCustomData xmlns:go="http://customooxmlschemas.google.com/" roundtripDataSignature="AMtx7mgCmK8HngLOXd4gpkS/4mIEnheN0A==">CgMxLjAyDmguNnRxMWpsZTFybnVzOAByITFtbm1CdFY3SzIwbEVJbFN6cTB4c2thbXVlcWstTjREOQ==</go:docsCustomData>
 </go:gDocsCustomXmlDataStorage>
 </file>
 
-<file path=customXml/itemProps1.xml><?xml version="1.0" encoding="utf-8"?>
-<ds:datastoreItem xmlns:ds="http://schemas.openxmlformats.org/officeDocument/2006/customXml" ds:itemID="{E843031E-B541-46C6-909D-36A1F6E44F40}">
-  <ds:schemaRefs>
-    <ds:schemaRef ds:uri="http://schemas.openxmlformats.org/officeDocument/2006/bibliography"/>
-  </ds:schemaRefs>
-</ds:datastoreItem>
+<file path=customXml/item2.xml><?xml version="1.0" encoding="utf-8"?>
+<b:Sources xmlns:b="http://schemas.openxmlformats.org/officeDocument/2006/bibliography" xmlns="http://schemas.openxmlformats.org/officeDocument/2006/bibliography" SelectedStyle="\APASixthEditionOfficeOnline.xsl" StyleName="APA" Version="6"/>
 </file>
 
-<file path=customXml/itemProps2.xml><?xml version="1.0" encoding="utf-8"?>
+<file path=customXml/itemProps1.xml><?xml version="1.0" encoding="utf-8"?>
 <ds:datastoreItem xmlns:ds="http://schemas.openxmlformats.org/officeDocument/2006/customXml" ds:itemID="{11111111-1234-1234-1234-123412341234}">
   <ds:schemaRefs>
     <ds:schemaRef ds:uri="http://customooxmlschemas.google.com/"/>
     <ds:schemaRef ds:uri="http://schemas.openxmlformats.org/officeDocument/2006/relationships"/>
   </ds:schemaRefs>
 </ds:datastoreItem>
+</file>
+
+<file path=customXml/itemProps2.xml><?xml version="1.0" encoding="utf-8"?>
+<ds:datastoreItem xmlns:ds="http://schemas.openxmlformats.org/officeDocument/2006/customXml" ds:itemID="{E843031E-B541-46C6-909D-36A1F6E44F40}">
+  <ds:schemaRefs>
+    <ds:schemaRef ds:uri="http://schemas.openxmlformats.org/officeDocument/2006/bibliography"/>
+  </ds:schemaRefs>
+</ds:datastoreItem>
 </file>